--- a/content/blog/nazvaniya-zhivotnyh.VK.docx
+++ b/content/blog/nazvaniya-zhivotnyh.VK.docx
@@ -112,7 +112,7 @@
           <w:color w:val="2C2420"/>
           <w:sz w:val="26"/>
         </w:rPr>
-        <w:t xml:space="preserve"> (dòngwùyuán), «сад животных». Соберём названия животных по-китайски: сначала домашних, потом диких, и узнаем пару забавных фактов.</w:t>
+        <w:t xml:space="preserve"> (dòngwùyuán), «сад животных». Соберём названия животных по-китайски: как звучат домашние и дикие животные на китайском — и пара забавных фактов в придачу.</w:t>
       </w:r>
     </w:p>
     <w:p>
@@ -641,7 +641,7 @@
           <w:color w:val="5A4F45"/>
           <w:sz w:val="23"/>
         </w:rPr>
-        <w:t xml:space="preserve"> Животные идеальны для карточек: иероглиф с одной стороны, картинка с другой. Развесьте их дома или заведите колоду — и несколько слов в день осядут сами собой. А дальше можно переходить к целым фразам.</w:t>
+        <w:t xml:space="preserve"> Животные на китайском идеальны для карточек: иероглиф с одной стороны, картинка с другой. Развесьте их дома или заведите колоду — и несколько слов в день осядут сами собой. А дальше можно переходить к целым фразам.</w:t>
       </w:r>
     </w:p>
     <w:p>

--- a/content/blog/nazvaniya-zhivotnyh.VK.docx
+++ b/content/blog/nazvaniya-zhivotnyh.VK.docx
@@ -36,7 +36,7 @@
       <w:r>
         <w:drawing>
           <wp:inline xmlns:a="http://schemas.openxmlformats.org/drawingml/2006/main" xmlns:pic="http://schemas.openxmlformats.org/drawingml/2006/picture">
-            <wp:extent cx="4206240" cy="4206240"/>
+            <wp:extent cx="4206240" cy="2208276"/>
             <wp:docPr id="1" name="Picture 1"/>
             <wp:cNvGraphicFramePr>
               <a:graphicFrameLocks noChangeAspect="1"/>
@@ -57,7 +57,7 @@
                   <pic:spPr>
                     <a:xfrm>
                       <a:off x="0" y="0"/>
-                      <a:ext cx="4206240" cy="4206240"/>
+                      <a:ext cx="4206240" cy="2208276"/>
                     </a:xfrm>
                     <a:prstGeom prst="rect"/>
                   </pic:spPr>
